--- a/shinmok1/pack/2610/H1MOGO26-10_32_SET.docx
+++ b/shinmok1/pack/2610/H1MOGO26-10_32_SET.docx
@@ -1014,7 +1014,7 @@
           <w:sz w:val="16"/>
           <w:u w:val="none"/>
         </w:rPr>
-        <w:t xml:space="preserve">  주어진 말을 모두 사용 · 필요한 단어 1개만 어형 변형</w:t>
+        <w:t xml:space="preserve">  주어진 말을 모두 사용 · 어형 변형 2곳 · 조건의 단어 수·구문을 지킬 것</w:t>
       </w:r>
     </w:p>
     <w:p>
@@ -1041,6 +1041,8 @@
           <w:u w:val="none"/>
         </w:rPr>
         <w:t>첫째, 그들은 상대방이 자신들이 말한 것에 주의를 기울였다고 느껴야 한다.</w:t>
+        <w:br/>
+        <w:t>&lt;조건&gt; 구문: feel like + 절 / 관계대명사 what · 총 15단어</w:t>
       </w:r>
     </w:p>
     <w:p>
@@ -1057,7 +1059,7 @@
           <w:sz w:val="17"/>
           <w:u w:val="none"/>
         </w:rPr>
-        <w:t>they / like / first / have to / feel / the other person / they / pay / what / attention to / said</w:t>
+        <w:t>have to / first / feel / like / the other person / they / attention / pay / to / say / what / they</w:t>
       </w:r>
     </w:p>
     <w:p>
@@ -1968,25 +1970,7 @@
           <w:sz w:val="17"/>
           <w:u w:val="none"/>
         </w:rPr>
-        <w:t xml:space="preserve"> 다음 글의 밑줄 친 부분 중, 어법상 </w:t>
-      </w:r>
-      <w:r>
-        <w:rPr>
-          <w:rFonts w:ascii="맑은 고딕" w:hAnsi="맑은 고딕" w:eastAsia="맑은 고딕"/>
-          <w:b w:val="0"/>
-          <w:sz w:val="17"/>
-          <w:u w:val="single"/>
-        </w:rPr>
-        <w:t>틀린</w:t>
-      </w:r>
-      <w:r>
-        <w:rPr>
-          <w:rFonts w:ascii="맑은 고딕" w:hAnsi="맑은 고딕" w:eastAsia="맑은 고딕"/>
-          <w:b w:val="0"/>
-          <w:sz w:val="17"/>
-          <w:u w:val="none"/>
-        </w:rPr>
-        <w:t xml:space="preserve"> 것만을 있는 대로 고른 것은? [3.2점]</w:t>
+        <w:t xml:space="preserve"> (A)와 (B)는 윗글에 대한 아래 &lt;질문&gt;의 답이다. &lt;평가 기준&gt;에 따라 각 답변을 채점했을 때, 각 답변에 대한 점수로 바르게 짝지어진 것은? [3.2점]</w:t>
       </w:r>
     </w:p>
     <w:p>
@@ -2009,17 +1993,68 @@
           <w:sz w:val="17"/>
           <w:u w:val="none"/>
         </w:rPr>
-        <w:t>People, whether customers or otherwise, want to feel heard. When someone calls customer service, asks to speak to a manager, or comes into your office with something on their mind, they want to feel like someone is listening to their concerns and going to address them. But for someone to feel heard, three things ①</w:t>
-      </w:r>
+        <w:t>Everyone, customer or not, wants the sense that they have been heard. A person who phones a help line, insists on seeing a manager, or walks into your office with a worry wants to believe that someone is taking in their concern and will do something about it. Yet that sense of being heard depends on three conditions. The speaker must feel that the listener was paying attention; the speaker must feel that the listener grasped the message; and the listener must show, in some visible way, that the listening took place. The third condition matters most. Picture a conversation with a person who gives you nothing back. That person may have followed every word. They may even have understood all of it. But unless some outward sign tells you that they listened, you have no way of knowing whether they really did.</w:t>
+      </w:r>
+    </w:p>
+    <w:p>
+      <w:pPr>
+        <w:spacing w:before="0" w:after="0" w:line="288" w:lineRule="auto"/>
+        <w:ind w:left="40"/>
+        <w:snapToGrid w:val="0"/>
+        <w:pBdr>
+          <w:top w:val="single" w:sz="4" w:space="2" w:color="9B6BD0"/>
+          <w:left w:val="single" w:sz="4" w:space="2" w:color="9B6BD0"/>
+          <w:bottom w:val="single" w:sz="4" w:space="2" w:color="9B6BD0"/>
+          <w:right w:val="single" w:sz="4" w:space="2" w:color="9B6BD0"/>
+        </w:pBdr>
+        <w:shd w:val="clear" w:color="auto" w:fill="FAF5FF"/>
+      </w:pPr>
+      <w:r>
+        <w:rPr>
+          <w:rFonts w:ascii="맑은 고딕" w:hAnsi="맑은 고딕" w:eastAsia="맑은 고딕"/>
+          <w:b/>
+          <w:sz w:val="17"/>
+          <w:u w:val="none"/>
+        </w:rPr>
+        <w:t>&lt;조 건&gt;</w:t>
+      </w:r>
+    </w:p>
+    <w:p>
+      <w:pPr>
+        <w:spacing w:before="0" w:after="0" w:line="288" w:lineRule="auto"/>
+        <w:ind w:left="40"/>
+        <w:snapToGrid w:val="0"/>
+        <w:pBdr>
+          <w:top w:val="single" w:sz="4" w:space="2" w:color="9B6BD0"/>
+          <w:left w:val="single" w:sz="4" w:space="2" w:color="9B6BD0"/>
+          <w:bottom w:val="single" w:sz="4" w:space="2" w:color="9B6BD0"/>
+          <w:right w:val="single" w:sz="4" w:space="2" w:color="9B6BD0"/>
+        </w:pBdr>
+        <w:shd w:val="clear" w:color="auto" w:fill="FAF5FF"/>
+      </w:pPr>
       <w:r>
         <w:rPr>
           <w:rFonts w:ascii="맑은 고딕" w:hAnsi="맑은 고딕" w:eastAsia="맑은 고딕"/>
           <w:b w:val="0"/>
           <w:sz w:val="17"/>
-          <w:u w:val="single"/>
-        </w:rPr>
-        <w:t>have</w:t>
-      </w:r>
+          <w:u w:val="none"/>
+        </w:rPr>
+        <w:t>&lt;질문&gt; According to the passage, what has to happen for a person to feel heard?</w:t>
+      </w:r>
+    </w:p>
+    <w:p>
+      <w:pPr>
+        <w:spacing w:before="0" w:after="0" w:line="288" w:lineRule="auto"/>
+        <w:ind w:left="40"/>
+        <w:snapToGrid w:val="0"/>
+        <w:pBdr>
+          <w:top w:val="single" w:sz="4" w:space="2" w:color="9B6BD0"/>
+          <w:left w:val="single" w:sz="4" w:space="2" w:color="9B6BD0"/>
+          <w:bottom w:val="single" w:sz="4" w:space="2" w:color="9B6BD0"/>
+          <w:right w:val="single" w:sz="4" w:space="2" w:color="9B6BD0"/>
+        </w:pBdr>
+        <w:shd w:val="clear" w:color="auto" w:fill="FAF5FF"/>
+      </w:pPr>
       <w:r>
         <w:rPr>
           <w:rFonts w:ascii="맑은 고딕" w:hAnsi="맑은 고딕" w:eastAsia="맑은 고딕"/>
@@ -2027,17 +2062,45 @@
           <w:sz w:val="17"/>
           <w:u w:val="none"/>
         </w:rPr>
-        <w:t xml:space="preserve"> to happen. The speaker must feel that the listener was paying attention to what they said. Second, they have to feel like the other person understood ③</w:t>
-      </w:r>
+        <w:t>&lt;평가 기준&gt; 2 points: the answer includes ALL THREE conditions — (i) the person feels the listener paid attention, (ii) the person feels the listener understood, AND (iii) the listener shows, through some outward signal, that they listened.</w:t>
+      </w:r>
+    </w:p>
+    <w:p>
+      <w:pPr>
+        <w:spacing w:before="0" w:after="0" w:line="288" w:lineRule="auto"/>
+        <w:ind w:left="40"/>
+        <w:snapToGrid w:val="0"/>
+        <w:pBdr>
+          <w:top w:val="single" w:sz="4" w:space="2" w:color="9B6BD0"/>
+          <w:left w:val="single" w:sz="4" w:space="2" w:color="9B6BD0"/>
+          <w:bottom w:val="single" w:sz="4" w:space="2" w:color="9B6BD0"/>
+          <w:right w:val="single" w:sz="4" w:space="2" w:color="9B6BD0"/>
+        </w:pBdr>
+        <w:shd w:val="clear" w:color="auto" w:fill="FAF5FF"/>
+      </w:pPr>
       <w:r>
         <w:rPr>
           <w:rFonts w:ascii="맑은 고딕" w:hAnsi="맑은 고딕" w:eastAsia="맑은 고딕"/>
           <w:b w:val="0"/>
           <w:sz w:val="17"/>
-          <w:u w:val="single"/>
-        </w:rPr>
-        <w:t>that</w:t>
-      </w:r>
+          <w:u w:val="none"/>
+        </w:rPr>
+        <w:t>1 point: the answer includes only one or two of the three conditions correctly.</w:t>
+      </w:r>
+    </w:p>
+    <w:p>
+      <w:pPr>
+        <w:spacing w:before="0" w:after="60" w:line="288" w:lineRule="auto"/>
+        <w:ind w:left="40"/>
+        <w:snapToGrid w:val="0"/>
+        <w:pBdr>
+          <w:top w:val="single" w:sz="4" w:space="2" w:color="9B6BD0"/>
+          <w:left w:val="single" w:sz="4" w:space="2" w:color="9B6BD0"/>
+          <w:bottom w:val="single" w:sz="4" w:space="2" w:color="9B6BD0"/>
+          <w:right w:val="single" w:sz="4" w:space="2" w:color="9B6BD0"/>
+        </w:pBdr>
+        <w:shd w:val="clear" w:color="auto" w:fill="FAF5FF"/>
+      </w:pPr>
       <w:r>
         <w:rPr>
           <w:rFonts w:ascii="맑은 고딕" w:hAnsi="맑은 고딕" w:eastAsia="맑은 고딕"/>
@@ -2045,17 +2108,68 @@
           <w:sz w:val="17"/>
           <w:u w:val="none"/>
         </w:rPr>
-        <w:t xml:space="preserve"> they said. And third, the listener must show, in some visible way, that the listening took place. This last part is key. Imagine ②</w:t>
-      </w:r>
+        <w:t>0 point: the answer includes none of them, or contradicts the passage.</w:t>
+      </w:r>
+    </w:p>
+    <w:p>
+      <w:pPr>
+        <w:spacing w:before="0" w:after="0" w:line="288" w:lineRule="auto"/>
+        <w:ind w:left="40"/>
+        <w:snapToGrid w:val="0"/>
+        <w:pBdr>
+          <w:top w:val="single" w:sz="4" w:space="2" w:color="9B6BD0"/>
+          <w:left w:val="single" w:sz="4" w:space="2" w:color="9B6BD0"/>
+          <w:bottom w:val="single" w:sz="4" w:space="2" w:color="9B6BD0"/>
+          <w:right w:val="single" w:sz="4" w:space="2" w:color="9B6BD0"/>
+        </w:pBdr>
+        <w:shd w:val="clear" w:color="auto" w:fill="FAF5FF"/>
+      </w:pPr>
+      <w:r>
+        <w:rPr>
+          <w:rFonts w:ascii="맑은 고딕" w:hAnsi="맑은 고딕" w:eastAsia="맑은 고딕"/>
+          <w:b/>
+          <w:sz w:val="17"/>
+          <w:u w:val="none"/>
+        </w:rPr>
+        <w:t>&lt;보 기&gt;</w:t>
+      </w:r>
+    </w:p>
+    <w:p>
+      <w:pPr>
+        <w:spacing w:before="0" w:after="0" w:line="288" w:lineRule="auto"/>
+        <w:ind w:left="40"/>
+        <w:snapToGrid w:val="0"/>
+        <w:pBdr>
+          <w:top w:val="single" w:sz="4" w:space="2" w:color="9B6BD0"/>
+          <w:left w:val="single" w:sz="4" w:space="2" w:color="9B6BD0"/>
+          <w:bottom w:val="single" w:sz="4" w:space="2" w:color="9B6BD0"/>
+          <w:right w:val="single" w:sz="4" w:space="2" w:color="9B6BD0"/>
+        </w:pBdr>
+        <w:shd w:val="clear" w:color="auto" w:fill="FAF5FF"/>
+      </w:pPr>
       <w:r>
         <w:rPr>
           <w:rFonts w:ascii="맑은 고딕" w:hAnsi="맑은 고딕" w:eastAsia="맑은 고딕"/>
           <w:b w:val="0"/>
           <w:sz w:val="17"/>
-          <w:u w:val="single"/>
-        </w:rPr>
-        <w:t>talking</w:t>
-      </w:r>
+          <w:u w:val="none"/>
+        </w:rPr>
+        <w:t>(A) They have to feel that the other person paid attention to them and understood them, and the other person has to show in some visible way that they really listened.</w:t>
+      </w:r>
+    </w:p>
+    <w:p>
+      <w:pPr>
+        <w:spacing w:before="0" w:after="60" w:line="288" w:lineRule="auto"/>
+        <w:ind w:left="40"/>
+        <w:snapToGrid w:val="0"/>
+        <w:pBdr>
+          <w:top w:val="single" w:sz="4" w:space="2" w:color="9B6BD0"/>
+          <w:left w:val="single" w:sz="4" w:space="2" w:color="9B6BD0"/>
+          <w:bottom w:val="single" w:sz="4" w:space="2" w:color="9B6BD0"/>
+          <w:right w:val="single" w:sz="4" w:space="2" w:color="9B6BD0"/>
+        </w:pBdr>
+        <w:shd w:val="clear" w:color="auto" w:fill="FAF5FF"/>
+      </w:pPr>
       <w:r>
         <w:rPr>
           <w:rFonts w:ascii="맑은 고딕" w:hAnsi="맑은 고딕" w:eastAsia="맑은 고딕"/>
@@ -2063,17 +2177,31 @@
           <w:sz w:val="17"/>
           <w:u w:val="none"/>
         </w:rPr>
-        <w:t xml:space="preserve"> to someone who provided no response. They might have ④</w:t>
-      </w:r>
+        <w:t>(B) The other person has to pay close attention to what they say and understand it completely.</w:t>
+      </w:r>
+    </w:p>
+    <w:p>
+      <w:pPr>
+        <w:spacing w:before="0" w:after="0" w:line="269" w:lineRule="auto"/>
+        <w:ind w:left="180" w:hanging="180"/>
+        <w:snapToGrid w:val="0"/>
+      </w:pPr>
       <w:r>
         <w:rPr>
           <w:rFonts w:ascii="맑은 고딕" w:hAnsi="맑은 고딕" w:eastAsia="맑은 고딕"/>
           <w:b w:val="0"/>
           <w:sz w:val="17"/>
-          <w:u w:val="single"/>
-        </w:rPr>
-        <w:t>attended</w:t>
-      </w:r>
+          <w:u w:val="none"/>
+        </w:rPr>
+        <w:t>① (A) 2점 – (B) 2점</w:t>
+      </w:r>
+    </w:p>
+    <w:p>
+      <w:pPr>
+        <w:spacing w:before="0" w:after="0" w:line="269" w:lineRule="auto"/>
+        <w:ind w:left="180" w:hanging="180"/>
+        <w:snapToGrid w:val="0"/>
+      </w:pPr>
       <w:r>
         <w:rPr>
           <w:rFonts w:ascii="맑은 고딕" w:hAnsi="맑은 고딕" w:eastAsia="맑은 고딕"/>
@@ -2081,17 +2209,31 @@
           <w:sz w:val="17"/>
           <w:u w:val="none"/>
         </w:rPr>
-        <w:t xml:space="preserve"> to everything we said. They might even have understood it completely. But without some outward sign that they listened, ⑤</w:t>
-      </w:r>
+        <w:t>② (A) 2점 – (B) 1점</w:t>
+      </w:r>
+    </w:p>
+    <w:p>
+      <w:pPr>
+        <w:spacing w:before="0" w:after="0" w:line="269" w:lineRule="auto"/>
+        <w:ind w:left="180" w:hanging="180"/>
+        <w:snapToGrid w:val="0"/>
+      </w:pPr>
       <w:r>
         <w:rPr>
           <w:rFonts w:ascii="맑은 고딕" w:hAnsi="맑은 고딕" w:eastAsia="맑은 고딕"/>
           <w:b w:val="0"/>
           <w:sz w:val="17"/>
-          <w:u w:val="single"/>
-        </w:rPr>
-        <w:t>that</w:t>
-      </w:r>
+          <w:u w:val="none"/>
+        </w:rPr>
+        <w:t>③ (A) 1점 – (B) 1점</w:t>
+      </w:r>
+    </w:p>
+    <w:p>
+      <w:pPr>
+        <w:spacing w:before="0" w:after="0" w:line="269" w:lineRule="auto"/>
+        <w:ind w:left="180" w:hanging="180"/>
+        <w:snapToGrid w:val="0"/>
+      </w:pPr>
       <w:r>
         <w:rPr>
           <w:rFonts w:ascii="맑은 고딕" w:hAnsi="맑은 고딕" w:eastAsia="맑은 고딕"/>
@@ -2099,13 +2241,13 @@
           <w:sz w:val="17"/>
           <w:u w:val="none"/>
         </w:rPr>
-        <w:t xml:space="preserve"> is impossible to know whether they really did.</w:t>
+        <w:t>④ (A) 2점 – (B) 0점</w:t>
       </w:r>
     </w:p>
     <w:p>
       <w:pPr>
-        <w:spacing w:before="0" w:after="20" w:line="276" w:lineRule="auto"/>
-        <w:ind w:left="80"/>
+        <w:spacing w:before="0" w:after="0" w:line="269" w:lineRule="auto"/>
+        <w:ind w:left="180" w:hanging="180"/>
         <w:snapToGrid w:val="0"/>
       </w:pPr>
       <w:r>
@@ -2115,7 +2257,7 @@
           <w:sz w:val="17"/>
           <w:u w:val="none"/>
         </w:rPr>
-        <w:t>① ①, ③    ② ③, ⑤    ③ ②, ④    ④ ①, ③, ⑤    ⑤ ④, ⑤</w:t>
+        <w:t>⑤ (A) 1점 – (B) 2점</w:t>
       </w:r>
     </w:p>
     <w:p>
@@ -2604,25 +2746,7 @@
           <w:sz w:val="17"/>
           <w:u w:val="none"/>
         </w:rPr>
-        <w:t xml:space="preserve"> 다음 글의 밑줄 친 문장을 &lt;보기&gt;의 표현을 모두 사용하여 &lt;조건&gt;에 맞게 </w:t>
-      </w:r>
-      <w:r>
-        <w:rPr>
-          <w:rFonts w:ascii="맑은 고딕" w:hAnsi="맑은 고딕" w:eastAsia="맑은 고딕"/>
-          <w:b w:val="0"/>
-          <w:sz w:val="17"/>
-          <w:u w:val="single"/>
-        </w:rPr>
-        <w:t>수동태</w:t>
-      </w:r>
-      <w:r>
-        <w:rPr>
-          <w:rFonts w:ascii="맑은 고딕" w:hAnsi="맑은 고딕" w:eastAsia="맑은 고딕"/>
-          <w:b w:val="0"/>
-          <w:sz w:val="17"/>
-          <w:u w:val="none"/>
-        </w:rPr>
-        <w:t xml:space="preserve"> 문장으로 바꿔 쓰시오. [3점] [3.0점]</w:t>
+        <w:t xml:space="preserve"> 다음 글의 밑줄 친 문장과 같은 뜻이 되도록 &lt;보기&gt;의 표현을 모두 사용하여 &lt;조건&gt;에 맞게 영작하시오. [3점] [3.0점]</w:t>
       </w:r>
     </w:p>
     <w:p>
@@ -2695,7 +2819,7 @@
           <w:sz w:val="17"/>
           <w:u w:val="none"/>
         </w:rPr>
-        <w:t xml:space="preserve"> first / they / have to / feel / like / attention / be / paid / by / the other person / to / what / they / said</w:t>
+        <w:t xml:space="preserve"> what / they / be / attention to / first / say / have to / pay / they / feel / the other person / that</w:t>
       </w:r>
     </w:p>
     <w:p>
@@ -2741,7 +2865,7 @@
           <w:sz w:val="17"/>
           <w:u w:val="none"/>
         </w:rPr>
-        <w:t>1. Use ALL the expressions in the box, each only once.</w:t>
+        <w:t>1. &lt;보기&gt;의 표현을 모두 한 번씩 사용할 것 (다른 단어 추가 금지)</w:t>
       </w:r>
     </w:p>
     <w:p>
@@ -2764,7 +2888,7 @@
           <w:sz w:val="17"/>
           <w:u w:val="none"/>
         </w:rPr>
-        <w:t>2. Change the form of ‘be’ only; do NOT change any other word and do NOT add any other words.</w:t>
+        <w:t>2. 필요한 단어 3개의 형태를 바꿀 것</w:t>
       </w:r>
     </w:p>
     <w:p>
@@ -2787,7 +2911,7 @@
           <w:sz w:val="17"/>
           <w:u w:val="none"/>
         </w:rPr>
-        <w:t>3. Begin with ‘First, they have to feel like attention’ and make ‘attention’ the subject of the clause after ‘like’.</w:t>
+        <w:t>3. feel 뒤에 that절을 쓰고, 그 절의 동사는 과거진행형으로 쓸 것</w:t>
       </w:r>
     </w:p>
     <w:p>
@@ -2810,7 +2934,7 @@
           <w:sz w:val="17"/>
           <w:u w:val="none"/>
         </w:rPr>
-        <w:t>4. Write 16 words in total.</w:t>
+        <w:t>4. 총 16단어로 쓸 것</w:t>
       </w:r>
     </w:p>
     <w:p>
@@ -2848,7 +2972,7 @@
           <w:sz w:val="17"/>
           <w:u w:val="none"/>
         </w:rPr>
-        <w:t>⇒ First, they have to feel like attention ________________________________________________________ .</w:t>
+        <w:t>⇒ First, ________________________________________________________________________ .</w:t>
       </w:r>
     </w:p>
     <w:p>
@@ -3996,7 +4120,7 @@
           <w:sz w:val="15"/>
           <w:u w:val="none"/>
         </w:rPr>
-        <w:t xml:space="preserve"> First, they have to feel like the other person paid attention to what they said. (pay→paid)</w:t>
+        <w:t xml:space="preserve"> First, they have to feel like the other person paid attention to what they said. (pay→paid · say→said / 15단어 / feel like + 절·what)</w:t>
       </w:r>
     </w:p>
     <w:p>
@@ -4312,7 +4436,7 @@
           <w:sz w:val="15"/>
           <w:u w:val="none"/>
         </w:rPr>
-        <w:t xml:space="preserve"> 정답 ② — ③ that → what  ⑤ that → it</w:t>
+        <w:t xml:space="preserve"> 정답 ② — (A) 2점 (세 요소 모두)  (B) 1점 (주의·이해만, 외적 신호 없음)</w:t>
       </w:r>
     </w:p>
     <w:p>
@@ -4412,7 +4536,7 @@
           <w:sz w:val="15"/>
           <w:u w:val="none"/>
         </w:rPr>
-        <w:t xml:space="preserve"> First, they have to feel like attention was paid by the other person to what they said.</w:t>
+        <w:t xml:space="preserve"> First, they have to feel that the other person was paying attention to what they said.</w:t>
       </w:r>
     </w:p>
     <w:p>
@@ -4749,7 +4873,7 @@
           <w:sz w:val="14"/>
           <w:u w:val="none"/>
         </w:rPr>
-        <w:t>③ [decoy처럼 보이는 정답]</w:t>
+        <w:t>① [과대 채점]</w:t>
       </w:r>
       <w:r>
         <w:rPr>
@@ -4758,7 +4882,7 @@
           <w:sz w:val="14"/>
           <w:u w:val="none"/>
         </w:rPr>
-        <w:t xml:space="preserve"> that도 접속사·관계사로 자주 쓰여 맞아 보이지만, 선행사 없이 명사절을 이끌면서 안이 불완전하면 what. </w:t>
+        <w:t xml:space="preserve"> (B)는 글이 ‘핵심’이라고 한 세 번째 조건이 빠졌다. </w:t>
       </w:r>
       <w:r>
         <w:rPr>
@@ -4767,7 +4891,7 @@
           <w:sz w:val="14"/>
           <w:u w:val="none"/>
         </w:rPr>
-        <w:t>④ [decoy]</w:t>
+        <w:t>④ [과소 채점]</w:t>
       </w:r>
       <w:r>
         <w:rPr>
@@ -4776,7 +4900,25 @@
           <w:sz w:val="14"/>
           <w:u w:val="none"/>
         </w:rPr>
-        <w:t xml:space="preserve"> attend를 ‘참석하다’로만 알면 attend to가 어색해 보이지만 ‘주의를 기울이다’로 정상. ①을 넣으면 ①·④, ③만 고르면 선지 없음.</w:t>
+        <w:t xml:space="preserve"> (B)에 두 요소가 맞으므로 0점이 아니다. </w:t>
+      </w:r>
+      <w:r>
+        <w:rPr>
+          <w:rFonts w:ascii="맑은 고딕" w:hAnsi="맑은 고딕" w:eastAsia="맑은 고딕"/>
+          <w:b/>
+          <w:sz w:val="14"/>
+          <w:u w:val="none"/>
+        </w:rPr>
+        <w:t>⑤</w:t>
+      </w:r>
+      <w:r>
+        <w:rPr>
+          <w:rFonts w:ascii="맑은 고딕" w:hAnsi="맑은 고딕" w:eastAsia="맑은 고딕"/>
+          <w:b w:val="0"/>
+          <w:sz w:val="14"/>
+          <w:u w:val="none"/>
+        </w:rPr>
+        <w:t xml:space="preserve"> (A)는 세 요소가 모두 들어 있어 1점일 수 없다.</w:t>
       </w:r>
     </w:p>
     <w:p>
@@ -5029,7 +5171,7 @@
           <w:sz w:val="14"/>
           <w:u w:val="none"/>
         </w:rPr>
-        <w:t>attention were paid</w:t>
+        <w:t>feel that the other person paid attention</w:t>
       </w:r>
       <w:r>
         <w:rPr>
@@ -5038,7 +5180,7 @@
           <w:sz w:val="14"/>
           <w:u w:val="none"/>
         </w:rPr>
-        <w:t xml:space="preserve"> ✕ — attention은 불가산 단수. </w:t>
+        <w:t xml:space="preserve"> ✕ — 조건 3(과거진행) 위반, 변형 수도 부족. </w:t>
       </w:r>
       <w:r>
         <w:rPr>
@@ -5047,7 +5189,7 @@
           <w:sz w:val="14"/>
           <w:u w:val="none"/>
         </w:rPr>
-        <w:t>attention was paid to what they said by the other person</w:t>
+        <w:t>feel that the other person was paying attention to that they said</w:t>
       </w:r>
       <w:r>
         <w:rPr>
@@ -5056,7 +5198,7 @@
           <w:sz w:val="14"/>
           <w:u w:val="none"/>
         </w:rPr>
-        <w:t xml:space="preserve"> — 가능한 어순이나 조건의 보기 순서(by … to …)를 따를 것, 감점 0.5. </w:t>
+        <w:t xml:space="preserve"> ✕ — 선행사 없는 목적어 자리는 what. </w:t>
       </w:r>
       <w:r>
         <w:rPr>
@@ -5065,7 +5207,7 @@
           <w:sz w:val="14"/>
           <w:u w:val="none"/>
         </w:rPr>
-        <w:t>attention paid by the other person</w:t>
+        <w:t>feel like that</w:t>
       </w:r>
       <w:r>
         <w:rPr>
@@ -5074,7 +5216,7 @@
           <w:sz w:val="14"/>
           <w:u w:val="none"/>
         </w:rPr>
-        <w:t xml:space="preserve"> ✕ — be동사 누락. [채점] 수동 전환(was paid) 1.5 / 어순·보기 전부 사용 1 / 철자·단어 수 0.5.</w:t>
+        <w:t xml:space="preserve"> ✕ — like와 that 중복. [채점] 구문(that절 + 과거진행) 1.5 / 어형 3곳 1 / 철자·단어 수 0.5.</w:t>
       </w:r>
     </w:p>
     <w:p>
@@ -5239,7 +5381,7 @@
           <w:sz w:val="14"/>
           <w:u w:val="none"/>
         </w:rPr>
-        <w:t xml:space="preserve"> 사람들은, 고객이든 아니든, 자기 말이 경청되고 있다고 느끼기를 원한다. 누군가가 고객 서비스에 전화하거나, 관리자와 이야기하게 해 달라고 하거나, 마음에 무언가를 품은 채 여러분의 사무실로 찾아올 때, 그들은 누군가가 자신들의 우려에 귀 기울이고 그것을 해결해 줄 것이라고 느끼기를 원한다. 그러나 누군가가 경청받고 있다고 느끼려면, 세 가지 일이 일어나야 한다. 첫째, 그들은 상대방이 자신들이 말한 것에 주의를 기울였다고 느껴야 한다. 둘째, 그들은 상대방이 자신들이 말한 것을 이해했다고 느껴야 한다. 그리고 셋째, 상대방은 자신이 귀 기울였다는 것을 보여 주어야 한다. 이 마지막 부분이 핵심이다. 아무런 반응도 보이지 않은 사람과 이야기한다고 상상해 보라. 그들은 우리가 말한 모든 것에 주의를 기울였을지도 모른다. 그들은 심지어 그것을 완전히 이해했을지도 모른다. 그러나 그들이 귀 기울였다는 것을 나타내는 어떤 종류의 외적인 신호가 없다면, 그들이 실제로 그렇게 했는지 아닌지를 아는 것은 불가능하다.</w:t>
+        <w:t xml:space="preserve"> ['사람들은, 고객이든 아니든, 자기 말이 경청되고 있다고 느끼기를 원한다.', '누군가가 고객 서비스에 전화하거나, 관리자와 이야기하게 해 달라고 하거나, 마음에 무언가를 품은 채 여러분의 사무실로 찾아올 때, 그들은 누군가가 자신들의 우려에 귀 기울이고 그것을 해결해 줄 것이라고 느끼기를 원한다.', '그러나 누군가가 경청받고 있다고 느끼려면, 세 가지 일이 일어나야 한다.', '첫째, 그들은 상대방이 자신들이 말한 것에 주의를 기울였다고 느껴야 한다.', '둘째, 그들은 상대방이 자신들이 말한 것을 이해했다고 느껴야 한다.', '그리고 셋째, 상대방은 자신이 귀 기울였다는 것을 보여 주어야 한다.', '이 마지막 부분이 핵심이다.', '아무런 반응도 보이지 않은 사람과 이야기한다고 상상해 보라.', '그들은 우리가 말한 모든 것에 주의를 기울였을지도 모른다.', '그들은 심지어 그것을 완전히 이해했을지도 모른다.', '그러나 그들이 귀 기울였다는 것을 나타내는 어떤 종류의 외적인 신호가 없다면, 그들이 실제로 그렇게 했는지 아닌지를 아는 것은 불가능하다.']</w:t>
       </w:r>
     </w:p>
     <w:p>
@@ -5264,7 +5406,7 @@
           <w:sz w:val="14"/>
           <w:u w:val="none"/>
         </w:rPr>
-        <w:t xml:space="preserve"> 같은 규칙이 감사에도 적용된다. 친구가 이사를 도와주면, 여러분은 속으로 깊이 고마워할 수 있고, 그것이 얼마나 많은 노력이 들었는지 충분히 알 수도 있다. 그러나 속에만 머무는 고마움은 친구에게 보이지 않는다. 고맙다고 말하거나, 쪽지를 보내거나, 보답하지 않는 한, 친구는 그 도움이 알아차려지기나 했는지 알 길이 없다. 고맙게 느끼는 것은 감사의 절반일 뿐이고, 나머지 절반은 그것을 보여 주는 것이다.</w:t>
+        <w:t xml:space="preserve"> ['같은 규칙이 감사에도 적용된다.', '친구가 이사를 도와주면, 여러분은 속으로 깊이 고마워할 수 있고, 그것이 얼마나 많은 노력이 들었는지 충분히 알 수도 있다.', '그러나 속에만 머무는 고마움은 친구에게 보이지 않는다.', '고맙다고 말하거나, 쪽지를 보내거나, 보답하지 않는 한, 친구는 그 도움이 알아차려지기나 했는지 알 길이 없다.', '고맙게 느끼는 것은 감사의 절반일 뿐이고, 나머지 절반은 그것을 보여 주는 것이다.']</w:t>
       </w:r>
     </w:p>
     <w:sectPr>
